--- a/PSYCH_213_B4/docs/project_report.docx
+++ b/PSYCH_213_B4/docs/project_report.docx
@@ -1,6 +1,6 @@
 
 <file path=word/document.xml><?xml version="1.0" encoding="utf-8"?>
-<w:document xmlns:o="urn:schemas-microsoft-com:office:office" xmlns:r="http://schemas.openxmlformats.org/officeDocument/2006/relationships" xmlns:v="urn:schemas-microsoft-com:vml" xmlns:w="http://schemas.openxmlformats.org/wordprocessingml/2006/main" xmlns:w10="urn:schemas-microsoft-com:office:word" xmlns:wp="http://schemas.openxmlformats.org/drawingml/2006/wordprocessingDrawing" xmlns:wps="http://schemas.microsoft.com/office/word/2010/wordprocessingShape" xmlns:wpg="http://schemas.microsoft.com/office/word/2010/wordprocessingGroup" xmlns:mc="http://schemas.openxmlformats.org/markup-compatibility/2006" xmlns:wp14="http://schemas.microsoft.com/office/word/2010/wordprocessingDrawing" xmlns:w14="http://schemas.microsoft.com/office/word/2010/wordml" xmlns:w15="http://schemas.microsoft.com/office/word/2012/wordml" mc:Ignorable="w14 wp14 w15">
+<w:document xmlns:o="urn:schemas-microsoft-com:office:office" xmlns:r="http://schemas.openxmlformats.org/officeDocument/2006/relationships" xmlns:v="urn:schemas-microsoft-com:vml" xmlns:w="http://schemas.openxmlformats.org/wordprocessingml/2006/main" xmlns:w10="urn:schemas-microsoft-com:office:word" xmlns:wp="http://schemas.openxmlformats.org/drawingml/2006/wordprocessingDrawing" xmlns:pic="http://schemas.openxmlformats.org/drawingml/2006/picture" xmlns:wps="http://schemas.microsoft.com/office/word/2010/wordprocessingShape" xmlns:wpg="http://schemas.microsoft.com/office/word/2010/wordprocessingGroup" xmlns:mc="http://schemas.openxmlformats.org/markup-compatibility/2006" xmlns:wp14="http://schemas.microsoft.com/office/word/2010/wordprocessingDrawing" xmlns:w14="http://schemas.microsoft.com/office/word/2010/wordml" xmlns:w15="http://schemas.microsoft.com/office/word/2012/wordml" mc:Ignorable="w14 wp14 w15">
   <w:body>
     <w:p>
       <w:pPr>
@@ -39,28 +39,11 @@
       </w:pPr>
       <w:r>
         <w:rPr>
-          <w:rFonts w:ascii="Arial" w:hAnsi="Arial"/>
-          <w:sz w:val="24"/>
-          <w:szCs w:val="24"/>
-        </w:rPr>
-      </w:r>
-    </w:p>
-    <w:p>
-      <w:pPr>
-        <w:pStyle w:val="ListParagraph"/>
-        <w:rPr>
           <w:rFonts w:cs="Arial"/>
           <w:b/>
           <w:bCs/>
           <w:lang w:val="en-US"/>
         </w:rPr>
-      </w:pPr>
-      <w:r>
-        <w:rPr>
-          <w:rFonts w:ascii="Arial" w:hAnsi="Arial"/>
-          <w:sz w:val="24"/>
-          <w:szCs w:val="24"/>
-        </w:rPr>
       </w:r>
     </w:p>
     <w:p>
@@ -75,9 +58,29 @@
       </w:pPr>
       <w:r>
         <w:rPr>
-          <w:rFonts w:ascii="Arial" w:hAnsi="Arial"/>
-          <w:sz w:val="24"/>
-          <w:szCs w:val="24"/>
+          <w:rFonts w:cs="Arial"/>
+          <w:b/>
+          <w:bCs/>
+          <w:lang w:val="en-US"/>
+        </w:rPr>
+      </w:r>
+    </w:p>
+    <w:p>
+      <w:pPr>
+        <w:pStyle w:val="ListParagraph"/>
+        <w:rPr>
+          <w:rFonts w:cs="Arial"/>
+          <w:b/>
+          <w:bCs/>
+          <w:lang w:val="en-US"/>
+        </w:rPr>
+      </w:pPr>
+      <w:r>
+        <w:rPr>
+          <w:rFonts w:cs="Arial"/>
+          <w:b/>
+          <w:bCs/>
+          <w:lang w:val="en-US"/>
         </w:rPr>
       </w:r>
     </w:p>
@@ -363,25 +366,23 @@
       </w:pPr>
       <w:r>
         <w:rPr>
-          <w:rFonts w:ascii="Arial" w:hAnsi="Arial"/>
-          <w:sz w:val="24"/>
-          <w:szCs w:val="24"/>
-        </w:rPr>
-      </w:r>
-    </w:p>
-    <w:p>
-      <w:pPr>
-        <w:pStyle w:val="ListParagraph"/>
-        <w:rPr>
           <w:rFonts w:cs="Arial"/>
           <w:lang w:val="en-US"/>
         </w:rPr>
-      </w:pPr>
-      <w:r>
-        <w:rPr>
-          <w:rFonts w:ascii="Arial" w:hAnsi="Arial"/>
-          <w:sz w:val="24"/>
-          <w:szCs w:val="24"/>
+      </w:r>
+    </w:p>
+    <w:p>
+      <w:pPr>
+        <w:pStyle w:val="ListParagraph"/>
+        <w:rPr>
+          <w:rFonts w:cs="Arial"/>
+          <w:lang w:val="en-US"/>
+        </w:rPr>
+      </w:pPr>
+      <w:r>
+        <w:rPr>
+          <w:rFonts w:cs="Arial"/>
+          <w:lang w:val="en-US"/>
         </w:rPr>
       </w:r>
     </w:p>
@@ -844,25 +845,23 @@
       </w:pPr>
       <w:r>
         <w:rPr>
-          <w:rFonts w:ascii="Arial" w:hAnsi="Arial"/>
-          <w:sz w:val="24"/>
-          <w:szCs w:val="24"/>
-        </w:rPr>
-      </w:r>
-    </w:p>
-    <w:p>
-      <w:pPr>
-        <w:pStyle w:val="ListParagraph"/>
-        <w:rPr>
           <w:rFonts w:cs="Arial"/>
           <w:lang w:val="en-US"/>
         </w:rPr>
-      </w:pPr>
-      <w:r>
-        <w:rPr>
-          <w:rFonts w:ascii="Arial" w:hAnsi="Arial"/>
-          <w:sz w:val="24"/>
-          <w:szCs w:val="24"/>
+      </w:r>
+    </w:p>
+    <w:p>
+      <w:pPr>
+        <w:pStyle w:val="ListParagraph"/>
+        <w:rPr>
+          <w:rFonts w:cs="Arial"/>
+          <w:lang w:val="en-US"/>
+        </w:rPr>
+      </w:pPr>
+      <w:r>
+        <w:rPr>
+          <w:rFonts w:cs="Arial"/>
+          <w:lang w:val="en-US"/>
         </w:rPr>
       </w:r>
     </w:p>
@@ -921,31 +920,243 @@
       <w:pPr>
         <w:pStyle w:val="ListParagraph"/>
         <w:rPr>
+          <w:rFonts w:ascii="Arial" w:hAnsi="Arial"/>
+          <w:sz w:val="24"/>
+          <w:szCs w:val="24"/>
+        </w:rPr>
+      </w:pPr>
+      <w:r>
+        <w:rPr>
+          <w:rFonts w:cs="Arial" w:ascii="Arial" w:hAnsi="Arial"/>
+          <w:sz w:val="24"/>
+          <w:szCs w:val="24"/>
+          <w:lang w:val="en-US"/>
+        </w:rPr>
+      </w:r>
+    </w:p>
+    <w:p>
+      <w:pPr>
+        <w:pStyle w:val="ListParagraph"/>
+        <w:rPr>
+          <w:rFonts w:ascii="Arial" w:hAnsi="Arial"/>
+          <w:sz w:val="24"/>
+          <w:szCs w:val="24"/>
+        </w:rPr>
+      </w:pPr>
+      <w:r>
+        <w:rPr>
+          <w:rFonts w:cs="Arial" w:ascii="Arial" w:hAnsi="Arial"/>
+          <w:sz w:val="24"/>
+          <w:szCs w:val="24"/>
+          <w:lang w:val="en-US"/>
+        </w:rPr>
+      </w:r>
+    </w:p>
+    <w:p>
+      <w:pPr>
+        <w:pStyle w:val="ListParagraph"/>
+        <w:rPr>
+          <w:rFonts w:ascii="Arial" w:hAnsi="Arial"/>
+          <w:sz w:val="24"/>
+          <w:szCs w:val="24"/>
+        </w:rPr>
+      </w:pPr>
+      <w:r>
+        <w:rPr>
+          <w:rFonts w:cs="Arial" w:ascii="Arial" w:hAnsi="Arial"/>
+          <w:sz w:val="24"/>
+          <w:szCs w:val="24"/>
+          <w:lang w:val="en-US"/>
+        </w:rPr>
+      </w:r>
+    </w:p>
+    <w:p>
+      <w:pPr>
+        <w:pStyle w:val="ListParagraph"/>
+        <w:numPr>
+          <w:ilvl w:val="0"/>
+          <w:numId w:val="3"/>
+        </w:numPr>
+        <w:rPr>
+          <w:rFonts w:ascii="Arial" w:hAnsi="Arial"/>
+          <w:sz w:val="24"/>
+          <w:szCs w:val="24"/>
+        </w:rPr>
+      </w:pPr>
+      <w:r>
+        <w:rPr>
+          <w:rFonts w:cs="Arial" w:ascii="Arial" w:hAnsi="Arial"/>
+          <w:b/>
+          <w:bCs/>
+          <w:sz w:val="24"/>
+          <w:szCs w:val="24"/>
+          <w:lang w:val="en-US"/>
+        </w:rPr>
+        <w:t xml:space="preserve">Dependency: </w:t>
+      </w:r>
+      <w:r>
+        <w:rPr>
+          <w:rFonts w:cs="Arial" w:ascii="Arial" w:hAnsi="Arial"/>
+          <w:sz w:val="24"/>
+          <w:szCs w:val="24"/>
+          <w:lang w:val="en-US"/>
+        </w:rPr>
+        <w:t xml:space="preserve">A one-sample t-test assumes that each observation is independent, meaning that knowing one value does not provide information about any other value in the dataset. </w:t>
+      </w:r>
+    </w:p>
+    <w:p>
+      <w:pPr>
+        <w:pStyle w:val="ListParagraph"/>
+        <w:numPr>
+          <w:ilvl w:val="0"/>
+          <w:numId w:val="0"/>
+        </w:numPr>
+        <w:ind w:hanging="0" w:left="720"/>
+        <w:rPr>
+          <w:rFonts w:ascii="Arial" w:hAnsi="Arial"/>
+          <w:sz w:val="24"/>
+          <w:szCs w:val="24"/>
+        </w:rPr>
+      </w:pPr>
+      <w:r>
+        <w:rPr>
+          <w:rFonts w:cs="Arial" w:ascii="Arial" w:hAnsi="Arial"/>
+          <w:sz w:val="24"/>
+          <w:szCs w:val="24"/>
+          <w:lang w:val="en-US"/>
+        </w:rPr>
+      </w:r>
+    </w:p>
+    <w:p>
+      <w:pPr>
+        <w:pStyle w:val="ListParagraph"/>
+        <w:numPr>
+          <w:ilvl w:val="0"/>
+          <w:numId w:val="0"/>
+        </w:numPr>
+        <w:ind w:hanging="0" w:left="720"/>
+        <w:rPr>
+          <w:rFonts w:ascii="Arial" w:hAnsi="Arial"/>
+          <w:sz w:val="24"/>
+          <w:szCs w:val="24"/>
+        </w:rPr>
+      </w:pPr>
+      <w:r>
+        <w:rPr>
+          <w:rFonts w:cs="Arial" w:ascii="Arial" w:hAnsi="Arial"/>
+          <w:sz w:val="24"/>
+          <w:szCs w:val="24"/>
+          <w:lang w:val="en-US"/>
+        </w:rPr>
+        <w:t>For example, temperatures recorded in consecutive months are not independent, since time of year influences both values (if November really cold, December probably will be as well). Similarly, the height of a parent can help predict the height of their child, but not the height of an unrelated individual.</w:t>
+      </w:r>
+    </w:p>
+    <w:p>
+      <w:pPr>
+        <w:pStyle w:val="ListParagraph"/>
+        <w:numPr>
+          <w:ilvl w:val="0"/>
+          <w:numId w:val="0"/>
+        </w:numPr>
+        <w:ind w:hanging="0" w:left="720"/>
+        <w:rPr>
+          <w:rFonts w:ascii="Arial" w:hAnsi="Arial"/>
+          <w:sz w:val="24"/>
+          <w:szCs w:val="24"/>
+        </w:rPr>
+      </w:pPr>
+      <w:r>
+        <w:rPr>
+          <w:rFonts w:cs="Arial" w:ascii="Arial" w:hAnsi="Arial"/>
+          <w:sz w:val="24"/>
+          <w:szCs w:val="24"/>
+          <w:lang w:val="en-US"/>
+        </w:rPr>
+      </w:r>
+    </w:p>
+    <w:p>
+      <w:pPr>
+        <w:pStyle w:val="ListParagraph"/>
+        <w:numPr>
+          <w:ilvl w:val="0"/>
+          <w:numId w:val="0"/>
+        </w:numPr>
+        <w:ind w:hanging="0" w:left="720"/>
+        <w:rPr>
+          <w:rFonts w:ascii="Arial" w:hAnsi="Arial"/>
+          <w:sz w:val="24"/>
+          <w:szCs w:val="24"/>
+        </w:rPr>
+      </w:pPr>
+      <w:r>
+        <w:rPr>
+          <w:rFonts w:cs="Arial" w:ascii="Arial" w:hAnsi="Arial"/>
+          <w:sz w:val="24"/>
+          <w:szCs w:val="24"/>
+          <w:lang w:val="en-US"/>
+        </w:rPr>
+        <w:t>Describe how your data were collected. Could any observation in your dataset be related to, influenced by, or predictable from another (e.g., repeated measures, shared environments, or social influence)?</w:t>
+      </w:r>
+    </w:p>
+    <w:p>
+      <w:pPr>
+        <w:pStyle w:val="ListParagraph"/>
+        <w:numPr>
+          <w:ilvl w:val="0"/>
+          <w:numId w:val="0"/>
+        </w:numPr>
+        <w:ind w:hanging="0" w:left="720"/>
+        <w:rPr>
+          <w:rFonts w:ascii="Arial" w:hAnsi="Arial"/>
+          <w:sz w:val="24"/>
+          <w:szCs w:val="24"/>
+        </w:rPr>
+      </w:pPr>
+      <w:r>
+        <w:rPr>
+          <w:rFonts w:cs="Arial" w:ascii="Arial" w:hAnsi="Arial"/>
+          <w:sz w:val="24"/>
+          <w:szCs w:val="24"/>
+          <w:lang w:val="en-US"/>
+        </w:rPr>
+      </w:r>
+    </w:p>
+    <w:p>
+      <w:pPr>
+        <w:pStyle w:val="ListParagraph"/>
+        <w:numPr>
+          <w:ilvl w:val="0"/>
+          <w:numId w:val="0"/>
+        </w:numPr>
+        <w:ind w:hanging="0" w:left="720"/>
+        <w:rPr>
+          <w:rFonts w:ascii="Arial" w:hAnsi="Arial"/>
+          <w:sz w:val="24"/>
+          <w:szCs w:val="24"/>
+        </w:rPr>
+      </w:pPr>
+      <w:r>
+        <w:rPr>
+          <w:rFonts w:cs="Arial" w:ascii="Arial" w:hAnsi="Arial"/>
+          <w:sz w:val="24"/>
+          <w:szCs w:val="24"/>
+          <w:lang w:val="en-US"/>
+        </w:rPr>
+        <w:t>Based on this, explain clearly whether or not your data satisfy the independence assumption (you will not lose marks if it does not).</w:t>
+      </w:r>
+    </w:p>
+    <w:p>
+      <w:pPr>
+        <w:pStyle w:val="ListParagraph"/>
+        <w:rPr>
           <w:rFonts w:cs="Arial"/>
           <w:lang w:val="en-US"/>
         </w:rPr>
       </w:pPr>
       <w:r>
         <w:rPr>
-          <w:rFonts w:ascii="Arial" w:hAnsi="Arial"/>
-          <w:sz w:val="24"/>
-          <w:szCs w:val="24"/>
-        </w:rPr>
-      </w:r>
-    </w:p>
-    <w:p>
-      <w:pPr>
-        <w:pStyle w:val="ListParagraph"/>
-        <w:rPr>
           <w:rFonts w:cs="Arial"/>
           <w:lang w:val="en-US"/>
-        </w:rPr>
-      </w:pPr>
-      <w:r>
-        <w:rPr>
-          <w:rFonts w:ascii="Arial" w:hAnsi="Arial"/>
-          <w:sz w:val="24"/>
-          <w:szCs w:val="24"/>
         </w:rPr>
       </w:r>
     </w:p>
@@ -961,9 +1172,8 @@
       </w:pPr>
       <w:r>
         <w:rPr>
-          <w:rFonts w:ascii="Arial" w:hAnsi="Arial"/>
-          <w:sz w:val="24"/>
-          <w:szCs w:val="24"/>
+          <w:rFonts w:cs="Arial"/>
+          <w:lang w:val="en-US"/>
         </w:rPr>
       </w:r>
     </w:p>
@@ -984,7 +1194,7 @@
 </file>
 
 <file path=word/header1.xml><?xml version="1.0" encoding="utf-8"?>
-<w:hdr xmlns:o="urn:schemas-microsoft-com:office:office" xmlns:r="http://schemas.openxmlformats.org/officeDocument/2006/relationships" xmlns:v="urn:schemas-microsoft-com:vml" xmlns:w="http://schemas.openxmlformats.org/wordprocessingml/2006/main" xmlns:w10="urn:schemas-microsoft-com:office:word" xmlns:wp="http://schemas.openxmlformats.org/drawingml/2006/wordprocessingDrawing" xmlns:wps="http://schemas.microsoft.com/office/word/2010/wordprocessingShape" xmlns:wpg="http://schemas.microsoft.com/office/word/2010/wordprocessingGroup" xmlns:mc="http://schemas.openxmlformats.org/markup-compatibility/2006" xmlns:wp14="http://schemas.microsoft.com/office/word/2010/wordprocessingDrawing" xmlns:w14="http://schemas.microsoft.com/office/word/2010/wordml" xmlns:w15="http://schemas.microsoft.com/office/word/2012/wordml" mc:Ignorable="w14 wp14 w15">
+<w:hdr xmlns:o="urn:schemas-microsoft-com:office:office" xmlns:r="http://schemas.openxmlformats.org/officeDocument/2006/relationships" xmlns:v="urn:schemas-microsoft-com:vml" xmlns:w="http://schemas.openxmlformats.org/wordprocessingml/2006/main" xmlns:w10="urn:schemas-microsoft-com:office:word" xmlns:wp="http://schemas.openxmlformats.org/drawingml/2006/wordprocessingDrawing" xmlns:pic="http://schemas.openxmlformats.org/drawingml/2006/picture" xmlns:wps="http://schemas.microsoft.com/office/word/2010/wordprocessingShape" xmlns:wpg="http://schemas.microsoft.com/office/word/2010/wordprocessingGroup" xmlns:mc="http://schemas.openxmlformats.org/markup-compatibility/2006" xmlns:wp14="http://schemas.microsoft.com/office/word/2010/wordprocessingDrawing" xmlns:w14="http://schemas.microsoft.com/office/word/2010/wordml" xmlns:w15="http://schemas.microsoft.com/office/word/2012/wordml" mc:Ignorable="w14 wp14 w15">
   <w:p>
     <w:pPr>
       <w:pStyle w:val="Header"/>
@@ -998,7 +1208,7 @@
 </file>
 
 <file path=word/header2.xml><?xml version="1.0" encoding="utf-8"?>
-<w:hdr xmlns:o="urn:schemas-microsoft-com:office:office" xmlns:r="http://schemas.openxmlformats.org/officeDocument/2006/relationships" xmlns:v="urn:schemas-microsoft-com:vml" xmlns:w="http://schemas.openxmlformats.org/wordprocessingml/2006/main" xmlns:w10="urn:schemas-microsoft-com:office:word" xmlns:wp="http://schemas.openxmlformats.org/drawingml/2006/wordprocessingDrawing" xmlns:wps="http://schemas.microsoft.com/office/word/2010/wordprocessingShape" xmlns:wpg="http://schemas.microsoft.com/office/word/2010/wordprocessingGroup" xmlns:mc="http://schemas.openxmlformats.org/markup-compatibility/2006" xmlns:wp14="http://schemas.microsoft.com/office/word/2010/wordprocessingDrawing" xmlns:w14="http://schemas.microsoft.com/office/word/2010/wordml" xmlns:w15="http://schemas.microsoft.com/office/word/2012/wordml" mc:Ignorable="w14 wp14 w15">
+<w:hdr xmlns:o="urn:schemas-microsoft-com:office:office" xmlns:r="http://schemas.openxmlformats.org/officeDocument/2006/relationships" xmlns:v="urn:schemas-microsoft-com:vml" xmlns:w="http://schemas.openxmlformats.org/wordprocessingml/2006/main" xmlns:w10="urn:schemas-microsoft-com:office:word" xmlns:wp="http://schemas.openxmlformats.org/drawingml/2006/wordprocessingDrawing" xmlns:pic="http://schemas.openxmlformats.org/drawingml/2006/picture" xmlns:wps="http://schemas.microsoft.com/office/word/2010/wordprocessingShape" xmlns:wpg="http://schemas.microsoft.com/office/word/2010/wordprocessingGroup" xmlns:mc="http://schemas.openxmlformats.org/markup-compatibility/2006" xmlns:wp14="http://schemas.microsoft.com/office/word/2010/wordprocessingDrawing" xmlns:w14="http://schemas.microsoft.com/office/word/2010/wordml" xmlns:w15="http://schemas.microsoft.com/office/word/2012/wordml" mc:Ignorable="w14 wp14 w15">
   <w:sdt>
     <w:sdtPr>
       <w:docPartObj>
@@ -1074,7 +1284,7 @@
 </file>
 
 <file path=word/header3.xml><?xml version="1.0" encoding="utf-8"?>
-<w:hdr xmlns:o="urn:schemas-microsoft-com:office:office" xmlns:r="http://schemas.openxmlformats.org/officeDocument/2006/relationships" xmlns:v="urn:schemas-microsoft-com:vml" xmlns:w="http://schemas.openxmlformats.org/wordprocessingml/2006/main" xmlns:w10="urn:schemas-microsoft-com:office:word" xmlns:wp="http://schemas.openxmlformats.org/drawingml/2006/wordprocessingDrawing" xmlns:wps="http://schemas.microsoft.com/office/word/2010/wordprocessingShape" xmlns:wpg="http://schemas.microsoft.com/office/word/2010/wordprocessingGroup" xmlns:mc="http://schemas.openxmlformats.org/markup-compatibility/2006" xmlns:wp14="http://schemas.microsoft.com/office/word/2010/wordprocessingDrawing" xmlns:w14="http://schemas.microsoft.com/office/word/2010/wordml" xmlns:w15="http://schemas.microsoft.com/office/word/2012/wordml" mc:Ignorable="w14 wp14 w15">
+<w:hdr xmlns:o="urn:schemas-microsoft-com:office:office" xmlns:r="http://schemas.openxmlformats.org/officeDocument/2006/relationships" xmlns:v="urn:schemas-microsoft-com:vml" xmlns:w="http://schemas.openxmlformats.org/wordprocessingml/2006/main" xmlns:w10="urn:schemas-microsoft-com:office:word" xmlns:wp="http://schemas.openxmlformats.org/drawingml/2006/wordprocessingDrawing" xmlns:pic="http://schemas.openxmlformats.org/drawingml/2006/picture" xmlns:wps="http://schemas.microsoft.com/office/word/2010/wordprocessingShape" xmlns:wpg="http://schemas.microsoft.com/office/word/2010/wordprocessingGroup" xmlns:mc="http://schemas.openxmlformats.org/markup-compatibility/2006" xmlns:wp14="http://schemas.microsoft.com/office/word/2010/wordprocessingDrawing" xmlns:w14="http://schemas.microsoft.com/office/word/2010/wordml" xmlns:w15="http://schemas.microsoft.com/office/word/2012/wordml" mc:Ignorable="w14 wp14 w15">
   <w:sdt>
     <w:sdtPr>
       <w:docPartObj>
@@ -1683,7 +1893,7 @@
   <w:docDefaults>
     <w:rPrDefault>
       <w:rPr>
-        <w:rFonts w:ascii="Aptos" w:hAnsi="Aptos" w:eastAsia="Aptos" w:cs="Arial" w:asciiTheme="minorHAnsi" w:cstheme="minorBidi" w:eastAsiaTheme="minorHAnsi" w:hAnsiTheme="minorHAnsi"/>
+        <w:rFonts w:ascii="Aptos" w:hAnsi="Aptos" w:eastAsia="Aptos" w:cs="" w:asciiTheme="minorHAnsi" w:cstheme="minorBidi" w:eastAsiaTheme="minorHAnsi" w:hAnsiTheme="minorHAnsi"/>
         <w:sz w:val="22"/>
         <w:szCs w:val="22"/>
         <w:lang w:val="en-GB" w:eastAsia="en-US" w:bidi="ar-SA"/>
@@ -2079,12 +2289,13 @@
     <w:qFormat/>
     <w:pPr>
       <w:widowControl/>
+      <w:suppressAutoHyphens w:val="true"/>
       <w:bidi w:val="0"/>
       <w:spacing w:lineRule="auto" w:line="259" w:before="0" w:after="160"/>
       <w:jc w:val="left"/>
     </w:pPr>
     <w:rPr>
-      <w:rFonts w:ascii="Aptos" w:hAnsi="Aptos" w:eastAsia="Aptos" w:cs="Arial" w:asciiTheme="minorHAnsi" w:cstheme="minorBidi" w:eastAsiaTheme="minorHAnsi" w:hAnsiTheme="minorHAnsi"/>
+      <w:rFonts w:ascii="Aptos" w:hAnsi="Aptos" w:eastAsia="Aptos" w:cs="" w:asciiTheme="minorHAnsi" w:cstheme="minorBidi" w:eastAsiaTheme="minorHAnsi" w:hAnsiTheme="minorHAnsi"/>
       <w:color w:val="auto"/>
       <w:kern w:val="0"/>
       <w:sz w:val="22"/>
@@ -2108,7 +2319,7 @@
       <w:outlineLvl w:val="0"/>
     </w:pPr>
     <w:rPr>
-      <w:rFonts w:ascii="Aptos Display" w:hAnsi="Aptos Display" w:eastAsia="" w:cs="Times New Roman" w:asciiTheme="majorHAnsi" w:cstheme="majorBidi" w:eastAsiaTheme="majorEastAsia" w:hAnsiTheme="majorHAnsi"/>
+      <w:rFonts w:ascii="Aptos Display" w:hAnsi="Aptos Display" w:eastAsia="" w:cs="" w:asciiTheme="majorHAnsi" w:cstheme="majorBidi" w:eastAsiaTheme="majorEastAsia" w:hAnsiTheme="majorHAnsi"/>
       <w:color w:themeColor="accent1" w:themeShade="bf" w:val="0F4761"/>
       <w:sz w:val="40"/>
       <w:szCs w:val="40"/>
@@ -2131,7 +2342,7 @@
       <w:outlineLvl w:val="1"/>
     </w:pPr>
     <w:rPr>
-      <w:rFonts w:ascii="Aptos Display" w:hAnsi="Aptos Display" w:eastAsia="" w:cs="Times New Roman" w:asciiTheme="majorHAnsi" w:cstheme="majorBidi" w:eastAsiaTheme="majorEastAsia" w:hAnsiTheme="majorHAnsi"/>
+      <w:rFonts w:ascii="Aptos Display" w:hAnsi="Aptos Display" w:eastAsia="" w:cs="" w:asciiTheme="majorHAnsi" w:cstheme="majorBidi" w:eastAsiaTheme="majorEastAsia" w:hAnsiTheme="majorHAnsi"/>
       <w:color w:themeColor="accent1" w:themeShade="bf" w:val="0F4761"/>
       <w:sz w:val="32"/>
       <w:szCs w:val="32"/>
@@ -2154,7 +2365,7 @@
       <w:outlineLvl w:val="2"/>
     </w:pPr>
     <w:rPr>
-      <w:rFonts w:eastAsia="" w:cs="Times New Roman" w:cstheme="majorBidi" w:eastAsiaTheme="majorEastAsia"/>
+      <w:rFonts w:eastAsia="" w:cs="" w:cstheme="majorBidi" w:eastAsiaTheme="majorEastAsia"/>
       <w:color w:themeColor="accent1" w:themeShade="bf" w:val="0F4761"/>
       <w:sz w:val="28"/>
       <w:szCs w:val="28"/>
@@ -2177,7 +2388,7 @@
       <w:outlineLvl w:val="3"/>
     </w:pPr>
     <w:rPr>
-      <w:rFonts w:eastAsia="" w:cs="Times New Roman" w:cstheme="majorBidi" w:eastAsiaTheme="majorEastAsia"/>
+      <w:rFonts w:eastAsia="" w:cs="" w:cstheme="majorBidi" w:eastAsiaTheme="majorEastAsia"/>
       <w:i/>
       <w:iCs/>
       <w:color w:themeColor="accent1" w:themeShade="bf" w:val="0F4761"/>
@@ -2200,7 +2411,7 @@
       <w:outlineLvl w:val="4"/>
     </w:pPr>
     <w:rPr>
-      <w:rFonts w:eastAsia="" w:cs="Times New Roman" w:cstheme="majorBidi" w:eastAsiaTheme="majorEastAsia"/>
+      <w:rFonts w:eastAsia="" w:cs="" w:cstheme="majorBidi" w:eastAsiaTheme="majorEastAsia"/>
       <w:color w:themeColor="accent1" w:themeShade="bf" w:val="0F4761"/>
     </w:rPr>
   </w:style>
@@ -2221,7 +2432,7 @@
       <w:outlineLvl w:val="5"/>
     </w:pPr>
     <w:rPr>
-      <w:rFonts w:eastAsia="" w:cs="Times New Roman" w:cstheme="majorBidi" w:eastAsiaTheme="majorEastAsia"/>
+      <w:rFonts w:eastAsia="" w:cs="" w:cstheme="majorBidi" w:eastAsiaTheme="majorEastAsia"/>
       <w:i/>
       <w:iCs/>
       <w:color w:themeColor="text1" w:themeTint="a6" w:val="595959"/>
@@ -2244,7 +2455,7 @@
       <w:outlineLvl w:val="6"/>
     </w:pPr>
     <w:rPr>
-      <w:rFonts w:eastAsia="" w:cs="Times New Roman" w:cstheme="majorBidi" w:eastAsiaTheme="majorEastAsia"/>
+      <w:rFonts w:eastAsia="" w:cs="" w:cstheme="majorBidi" w:eastAsiaTheme="majorEastAsia"/>
       <w:color w:themeColor="text1" w:themeTint="a6" w:val="595959"/>
     </w:rPr>
   </w:style>
@@ -2265,7 +2476,7 @@
       <w:outlineLvl w:val="7"/>
     </w:pPr>
     <w:rPr>
-      <w:rFonts w:eastAsia="" w:cs="Times New Roman" w:cstheme="majorBidi" w:eastAsiaTheme="majorEastAsia"/>
+      <w:rFonts w:eastAsia="" w:cs="" w:cstheme="majorBidi" w:eastAsiaTheme="majorEastAsia"/>
       <w:i/>
       <w:iCs/>
       <w:color w:themeColor="text1" w:themeTint="d8" w:val="272727"/>
@@ -2288,7 +2499,7 @@
       <w:outlineLvl w:val="8"/>
     </w:pPr>
     <w:rPr>
-      <w:rFonts w:eastAsia="" w:cs="Times New Roman" w:cstheme="majorBidi" w:eastAsiaTheme="majorEastAsia"/>
+      <w:rFonts w:eastAsia="" w:cs="" w:cstheme="majorBidi" w:eastAsiaTheme="majorEastAsia"/>
       <w:color w:themeColor="text1" w:themeTint="d8" w:val="272727"/>
     </w:rPr>
   </w:style>
@@ -2308,7 +2519,7 @@
     <w:qFormat/>
     <w:rsid w:val="00ff7496"/>
     <w:rPr>
-      <w:rFonts w:ascii="Aptos Display" w:hAnsi="Aptos Display" w:eastAsia="" w:cs="Times New Roman" w:asciiTheme="majorHAnsi" w:cstheme="majorBidi" w:eastAsiaTheme="majorEastAsia" w:hAnsiTheme="majorHAnsi"/>
+      <w:rFonts w:ascii="Aptos Display" w:hAnsi="Aptos Display" w:eastAsia="" w:cs="" w:asciiTheme="majorHAnsi" w:cstheme="majorBidi" w:eastAsiaTheme="majorEastAsia" w:hAnsiTheme="majorHAnsi"/>
       <w:color w:themeColor="accent1" w:themeShade="bf" w:val="0F4761"/>
       <w:sz w:val="40"/>
       <w:szCs w:val="40"/>
@@ -2323,7 +2534,7 @@
     <w:qFormat/>
     <w:rsid w:val="00ff7496"/>
     <w:rPr>
-      <w:rFonts w:ascii="Aptos Display" w:hAnsi="Aptos Display" w:eastAsia="" w:cs="Times New Roman" w:asciiTheme="majorHAnsi" w:cstheme="majorBidi" w:eastAsiaTheme="majorEastAsia" w:hAnsiTheme="majorHAnsi"/>
+      <w:rFonts w:ascii="Aptos Display" w:hAnsi="Aptos Display" w:eastAsia="" w:cs="" w:asciiTheme="majorHAnsi" w:cstheme="majorBidi" w:eastAsiaTheme="majorEastAsia" w:hAnsiTheme="majorHAnsi"/>
       <w:color w:themeColor="accent1" w:themeShade="bf" w:val="0F4761"/>
       <w:sz w:val="32"/>
       <w:szCs w:val="32"/>
@@ -2338,7 +2549,7 @@
     <w:qFormat/>
     <w:rsid w:val="00ff7496"/>
     <w:rPr>
-      <w:rFonts w:eastAsia="" w:cs="Times New Roman" w:cstheme="majorBidi" w:eastAsiaTheme="majorEastAsia"/>
+      <w:rFonts w:eastAsia="" w:cs="" w:cstheme="majorBidi" w:eastAsiaTheme="majorEastAsia"/>
       <w:color w:themeColor="accent1" w:themeShade="bf" w:val="0F4761"/>
       <w:sz w:val="28"/>
       <w:szCs w:val="28"/>
@@ -2353,7 +2564,7 @@
     <w:qFormat/>
     <w:rsid w:val="00ff7496"/>
     <w:rPr>
-      <w:rFonts w:eastAsia="" w:cs="Times New Roman" w:cstheme="majorBidi" w:eastAsiaTheme="majorEastAsia"/>
+      <w:rFonts w:eastAsia="" w:cs="" w:cstheme="majorBidi" w:eastAsiaTheme="majorEastAsia"/>
       <w:i/>
       <w:iCs/>
       <w:color w:themeColor="accent1" w:themeShade="bf" w:val="0F4761"/>
@@ -2368,7 +2579,7 @@
     <w:qFormat/>
     <w:rsid w:val="00ff7496"/>
     <w:rPr>
-      <w:rFonts w:eastAsia="" w:cs="Times New Roman" w:cstheme="majorBidi" w:eastAsiaTheme="majorEastAsia"/>
+      <w:rFonts w:eastAsia="" w:cs="" w:cstheme="majorBidi" w:eastAsiaTheme="majorEastAsia"/>
       <w:color w:themeColor="accent1" w:themeShade="bf" w:val="0F4761"/>
     </w:rPr>
   </w:style>
@@ -2381,7 +2592,7 @@
     <w:qFormat/>
     <w:rsid w:val="00ff7496"/>
     <w:rPr>
-      <w:rFonts w:eastAsia="" w:cs="Times New Roman" w:cstheme="majorBidi" w:eastAsiaTheme="majorEastAsia"/>
+      <w:rFonts w:eastAsia="" w:cs="" w:cstheme="majorBidi" w:eastAsiaTheme="majorEastAsia"/>
       <w:i/>
       <w:iCs/>
       <w:color w:themeColor="text1" w:themeTint="a6" w:val="595959"/>
@@ -2396,7 +2607,7 @@
     <w:qFormat/>
     <w:rsid w:val="00ff7496"/>
     <w:rPr>
-      <w:rFonts w:eastAsia="" w:cs="Times New Roman" w:cstheme="majorBidi" w:eastAsiaTheme="majorEastAsia"/>
+      <w:rFonts w:eastAsia="" w:cs="" w:cstheme="majorBidi" w:eastAsiaTheme="majorEastAsia"/>
       <w:color w:themeColor="text1" w:themeTint="a6" w:val="595959"/>
     </w:rPr>
   </w:style>
@@ -2409,7 +2620,7 @@
     <w:qFormat/>
     <w:rsid w:val="00ff7496"/>
     <w:rPr>
-      <w:rFonts w:eastAsia="" w:cs="Times New Roman" w:cstheme="majorBidi" w:eastAsiaTheme="majorEastAsia"/>
+      <w:rFonts w:eastAsia="" w:cs="" w:cstheme="majorBidi" w:eastAsiaTheme="majorEastAsia"/>
       <w:i/>
       <w:iCs/>
       <w:color w:themeColor="text1" w:themeTint="d8" w:val="272727"/>
@@ -2424,7 +2635,7 @@
     <w:qFormat/>
     <w:rsid w:val="00ff7496"/>
     <w:rPr>
-      <w:rFonts w:eastAsia="" w:cs="Times New Roman" w:cstheme="majorBidi" w:eastAsiaTheme="majorEastAsia"/>
+      <w:rFonts w:eastAsia="" w:cs="" w:cstheme="majorBidi" w:eastAsiaTheme="majorEastAsia"/>
       <w:color w:themeColor="text1" w:themeTint="d8" w:val="272727"/>
     </w:rPr>
   </w:style>
@@ -2436,7 +2647,7 @@
     <w:qFormat/>
     <w:rsid w:val="00ff7496"/>
     <w:rPr>
-      <w:rFonts w:ascii="Aptos Display" w:hAnsi="Aptos Display" w:eastAsia="" w:cs="Times New Roman" w:asciiTheme="majorHAnsi" w:cstheme="majorBidi" w:eastAsiaTheme="majorEastAsia" w:hAnsiTheme="majorHAnsi"/>
+      <w:rFonts w:ascii="Aptos Display" w:hAnsi="Aptos Display" w:eastAsia="" w:cs="" w:asciiTheme="majorHAnsi" w:cstheme="majorBidi" w:eastAsiaTheme="majorEastAsia" w:hAnsiTheme="majorHAnsi"/>
       <w:spacing w:val="-10"/>
       <w:kern w:val="2"/>
       <w:sz w:val="56"/>
@@ -2451,7 +2662,7 @@
     <w:qFormat/>
     <w:rsid w:val="00ff7496"/>
     <w:rPr>
-      <w:rFonts w:eastAsia="" w:cs="Times New Roman" w:cstheme="majorBidi" w:eastAsiaTheme="majorEastAsia"/>
+      <w:rFonts w:eastAsia="" w:cs="" w:cstheme="majorBidi" w:eastAsiaTheme="majorEastAsia"/>
       <w:color w:themeColor="text1" w:themeTint="a6" w:val="595959"/>
       <w:spacing w:val="15"/>
       <w:sz w:val="28"/>
@@ -2599,7 +2810,7 @@
       <w:contextualSpacing/>
     </w:pPr>
     <w:rPr>
-      <w:rFonts w:ascii="Aptos Display" w:hAnsi="Aptos Display" w:eastAsia="" w:cs="Times New Roman" w:asciiTheme="majorHAnsi" w:cstheme="majorBidi" w:eastAsiaTheme="majorEastAsia" w:hAnsiTheme="majorHAnsi"/>
+      <w:rFonts w:ascii="Aptos Display" w:hAnsi="Aptos Display" w:eastAsia="" w:cs="" w:asciiTheme="majorHAnsi" w:cstheme="majorBidi" w:eastAsiaTheme="majorEastAsia" w:hAnsiTheme="majorHAnsi"/>
       <w:spacing w:val="-10"/>
       <w:kern w:val="2"/>
       <w:sz w:val="56"/>
@@ -2616,7 +2827,7 @@
     <w:rsid w:val="00ff7496"/>
     <w:pPr/>
     <w:rPr>
-      <w:rFonts w:eastAsia="" w:cs="Times New Roman" w:cstheme="majorBidi" w:eastAsiaTheme="majorEastAsia"/>
+      <w:rFonts w:eastAsia="" w:cs="" w:cstheme="majorBidi" w:eastAsiaTheme="majorEastAsia"/>
       <w:color w:themeColor="text1" w:themeTint="a6" w:val="595959"/>
       <w:spacing w:val="15"/>
       <w:sz w:val="28"/>
